--- a/Git.docx
+++ b/Git.docx
@@ -594,7 +594,11 @@
         </w:rPr>
       </w:pPr>
       <w:r>
-        <w:rPr/>
+        <w:rPr>
+          <w:rFonts w:ascii="Lucida Console" w:hAnsi="Lucida Console"/>
+          <w:color w:val="auto"/>
+          <w:sz w:val="18"/>
+        </w:rPr>
       </w:r>
     </w:p>
     <w:p>
@@ -613,23 +617,7 @@
           <w:color w:val="auto"/>
           <w:sz w:val="18"/>
         </w:rPr>
-        <w:t>$ git config --global user.</w:t>
-      </w:r>
-      <w:r>
-        <w:rPr>
-          <w:rFonts w:ascii="Lucida Console" w:hAnsi="Lucida Console"/>
-          <w:color w:val="auto"/>
-          <w:sz w:val="18"/>
-        </w:rPr>
-        <w:t>email</w:t>
-      </w:r>
-      <w:r>
-        <w:rPr>
-          <w:rFonts w:ascii="Lucida Console" w:hAnsi="Lucida Console"/>
-          <w:color w:val="auto"/>
-          <w:sz w:val="18"/>
-        </w:rPr>
-        <w:t xml:space="preserve"> "Eslam"</w:t>
+        <w:t>$ git config --global user.email "Eslam"</w:t>
       </w:r>
     </w:p>
     <w:p>
@@ -643,7 +631,11 @@
         </w:rPr>
       </w:pPr>
       <w:r>
-        <w:rPr/>
+        <w:rPr>
+          <w:rFonts w:ascii="Lucida Console" w:hAnsi="Lucida Console"/>
+          <w:color w:val="auto"/>
+          <w:sz w:val="18"/>
+        </w:rPr>
       </w:r>
     </w:p>
     <w:p>
@@ -662,23 +654,7 @@
           <w:color w:val="auto"/>
           <w:sz w:val="18"/>
         </w:rPr>
-        <w:t xml:space="preserve">$ </w:t>
-      </w:r>
-      <w:r>
-        <w:rPr>
-          <w:rFonts w:ascii="Lucida Console" w:hAnsi="Lucida Console"/>
-          <w:color w:val="auto"/>
-          <w:sz w:val="18"/>
-        </w:rPr>
-        <w:t xml:space="preserve">git config –list  ---→ </w:t>
-      </w:r>
-      <w:r>
-        <w:rPr>
-          <w:rFonts w:ascii="Lucida Console" w:hAnsi="Lucida Console"/>
-          <w:color w:val="auto"/>
-          <w:sz w:val="18"/>
-        </w:rPr>
-        <w:t>gives you the details of the configuartion data entered.</w:t>
+        <w:t>$ git config –list  ---→ gives you the details of the configuartion data entered.</w:t>
       </w:r>
     </w:p>
     <w:p>
@@ -692,7 +668,11 @@
         </w:rPr>
       </w:pPr>
       <w:r>
-        <w:rPr/>
+        <w:rPr>
+          <w:rFonts w:ascii="Lucida Console" w:hAnsi="Lucida Console"/>
+          <w:color w:val="auto"/>
+          <w:sz w:val="18"/>
+        </w:rPr>
       </w:r>
     </w:p>
     <w:p>
@@ -706,41 +686,931 @@
         </w:rPr>
       </w:pPr>
       <w:r>
-        <w:rPr/>
-      </w:r>
-    </w:p>
-    <w:p>
-      <w:pPr>
-        <w:pStyle w:val="Normal"/>
-        <w:bidi w:val="0"/>
-        <w:jc w:val="start"/>
-        <w:rPr/>
-      </w:pPr>
-      <w:r>
-        <w:rPr/>
-      </w:r>
-    </w:p>
-    <w:p>
-      <w:pPr>
-        <w:pStyle w:val="Normal"/>
-        <w:bidi w:val="0"/>
-        <w:jc w:val="start"/>
-        <w:rPr/>
-      </w:pPr>
-      <w:r>
-        <w:rPr/>
-      </w:r>
-    </w:p>
-    <w:p>
-      <w:pPr>
-        <w:pStyle w:val="Normal"/>
-        <w:bidi w:val="0"/>
-        <w:jc w:val="start"/>
-        <w:rPr/>
-      </w:pPr>
-      <w:r>
-        <w:rPr/>
-        <w:t>2-</w:t>
+        <w:rPr>
+          <w:rFonts w:ascii="Lucida Console" w:hAnsi="Lucida Console"/>
+          <w:color w:val="auto"/>
+          <w:sz w:val="18"/>
+        </w:rPr>
+      </w:r>
+    </w:p>
+    <w:p>
+      <w:pPr>
+        <w:pStyle w:val="Normal"/>
+        <w:bidi w:val="0"/>
+        <w:jc w:val="start"/>
+        <w:rPr/>
+      </w:pPr>
+      <w:r>
+        <w:rPr/>
+      </w:r>
+    </w:p>
+    <w:p>
+      <w:pPr>
+        <w:pStyle w:val="Normal"/>
+        <w:bidi w:val="0"/>
+        <w:jc w:val="start"/>
+        <w:rPr/>
+      </w:pPr>
+      <w:r>
+        <w:rPr/>
+      </w:r>
+    </w:p>
+    <w:p>
+      <w:pPr>
+        <w:pStyle w:val="Normal"/>
+        <w:bidi w:val="0"/>
+        <w:jc w:val="start"/>
+        <w:rPr/>
+      </w:pPr>
+      <w:r>
+        <w:rPr/>
+        <w:t xml:space="preserve">2- </w:t>
+      </w:r>
+      <w:r>
+        <w:rPr/>
+        <w:t xml:space="preserve">Add git to your project so it can follow any changes which happen </w:t>
+      </w:r>
+    </w:p>
+    <w:p>
+      <w:pPr>
+        <w:pStyle w:val="Normal"/>
+        <w:bidi w:val="0"/>
+        <w:jc w:val="start"/>
+        <w:rPr/>
+      </w:pPr>
+      <w:r>
+        <w:rPr/>
+        <w:t>inside the project.</w:t>
+      </w:r>
+    </w:p>
+    <w:p>
+      <w:pPr>
+        <w:pStyle w:val="Normal"/>
+        <w:bidi w:val="0"/>
+        <w:jc w:val="start"/>
+        <w:rPr/>
+      </w:pPr>
+      <w:r>
+        <w:rPr/>
+      </w:r>
+    </w:p>
+    <w:p>
+      <w:pPr>
+        <w:pStyle w:val="Normal"/>
+        <w:bidi w:val="0"/>
+        <w:jc w:val="start"/>
+        <w:rPr/>
+      </w:pPr>
+      <w:r>
+        <w:rPr/>
+        <w:t>$ git init : create an empty repo which will contain all changes of the project</w:t>
+      </w:r>
+    </w:p>
+    <w:p>
+      <w:pPr>
+        <w:pStyle w:val="Normal"/>
+        <w:bidi w:val="0"/>
+        <w:jc w:val="start"/>
+        <w:rPr/>
+      </w:pPr>
+      <w:r>
+        <w:rPr/>
+        <w:t xml:space="preserve"> </w:t>
+      </w:r>
+    </w:p>
+    <w:p>
+      <w:pPr>
+        <w:pStyle w:val="Normal"/>
+        <w:bidi w:val="0"/>
+        <w:jc w:val="start"/>
+        <w:rPr/>
+      </w:pPr>
+      <w:r>
+        <w:rPr/>
+        <w:t>git will not see the folders especially the empty ones, and it follows all files even they</w:t>
+      </w:r>
+    </w:p>
+    <w:p>
+      <w:pPr>
+        <w:pStyle w:val="Normal"/>
+        <w:bidi w:val="0"/>
+        <w:jc w:val="start"/>
+        <w:rPr/>
+      </w:pPr>
+      <w:r>
+        <w:rPr/>
+        <w:t xml:space="preserve">are photos , text files or whatever . It creates a master branch and others. </w:t>
+      </w:r>
+    </w:p>
+    <w:p>
+      <w:pPr>
+        <w:pStyle w:val="Normal"/>
+        <w:bidi w:val="0"/>
+        <w:jc w:val="start"/>
+        <w:rPr/>
+      </w:pPr>
+      <w:r>
+        <w:rPr/>
+        <w:t xml:space="preserve">this will create a hidden folder which can be revealed using </w:t>
+      </w:r>
+    </w:p>
+    <w:p>
+      <w:pPr>
+        <w:pStyle w:val="Normal"/>
+        <w:bidi w:val="0"/>
+        <w:jc w:val="start"/>
+        <w:rPr/>
+      </w:pPr>
+      <w:r>
+        <w:rPr/>
+        <w:t>$ ls -a</w:t>
+      </w:r>
+    </w:p>
+    <w:p>
+      <w:pPr>
+        <w:pStyle w:val="Normal"/>
+        <w:bidi w:val="0"/>
+        <w:jc w:val="start"/>
+        <w:rPr/>
+      </w:pPr>
+      <w:r>
+        <w:rPr/>
+      </w:r>
+    </w:p>
+    <w:p>
+      <w:pPr>
+        <w:pStyle w:val="Normal"/>
+        <w:bidi w:val="0"/>
+        <w:jc w:val="start"/>
+        <w:rPr/>
+      </w:pPr>
+      <w:r>
+        <w:rPr/>
+        <w:t>if you want to do multiple commands use the &amp;&amp; sign like this</w:t>
+      </w:r>
+    </w:p>
+    <w:p>
+      <w:pPr>
+        <w:pStyle w:val="Normal"/>
+        <w:bidi w:val="0"/>
+        <w:jc w:val="start"/>
+        <w:rPr/>
+      </w:pPr>
+      <w:r>
+        <w:rPr/>
+      </w:r>
+    </w:p>
+    <w:p>
+      <w:pPr>
+        <w:pStyle w:val="Normal"/>
+        <w:bidi w:val="0"/>
+        <w:jc w:val="start"/>
+        <w:rPr/>
+      </w:pPr>
+      <w:r>
+        <w:rPr/>
+        <w:t>touch index.html &amp;&amp; mkdir css js images</w:t>
+      </w:r>
+    </w:p>
+    <w:p>
+      <w:pPr>
+        <w:pStyle w:val="Normal"/>
+        <w:bidi w:val="0"/>
+        <w:jc w:val="start"/>
+        <w:rPr/>
+      </w:pPr>
+      <w:r>
+        <w:rPr/>
+      </w:r>
+    </w:p>
+    <w:p>
+      <w:pPr>
+        <w:pStyle w:val="Normal"/>
+        <w:bidi w:val="0"/>
+        <w:jc w:val="start"/>
+        <w:rPr/>
+      </w:pPr>
+      <w:r>
+        <w:rPr/>
+        <w:t xml:space="preserve">Becareful, any file you create you should tell git about it otherwise it will not </w:t>
+      </w:r>
+    </w:p>
+    <w:p>
+      <w:pPr>
+        <w:pStyle w:val="Normal"/>
+        <w:bidi w:val="0"/>
+        <w:jc w:val="start"/>
+        <w:rPr/>
+      </w:pPr>
+      <w:r>
+        <w:rPr/>
+        <w:t xml:space="preserve">track it such as if you apply the previous command and then you tried to get the </w:t>
+      </w:r>
+    </w:p>
+    <w:p>
+      <w:pPr>
+        <w:pStyle w:val="Normal"/>
+        <w:bidi w:val="0"/>
+        <w:jc w:val="start"/>
+        <w:rPr/>
+      </w:pPr>
+      <w:r>
+        <w:rPr/>
+        <w:t>status of your project using this command</w:t>
+      </w:r>
+    </w:p>
+    <w:p>
+      <w:pPr>
+        <w:pStyle w:val="Normal"/>
+        <w:bidi w:val="0"/>
+        <w:jc w:val="start"/>
+        <w:rPr/>
+      </w:pPr>
+      <w:r>
+        <w:rPr/>
+      </w:r>
+    </w:p>
+    <w:p>
+      <w:pPr>
+        <w:pStyle w:val="Normal"/>
+        <w:bidi w:val="0"/>
+        <w:jc w:val="start"/>
+        <w:rPr/>
+      </w:pPr>
+      <w:r>
+        <w:rPr/>
+        <w:t>$ git status</w:t>
+      </w:r>
+    </w:p>
+    <w:p>
+      <w:pPr>
+        <w:pStyle w:val="Normal"/>
+        <w:bidi w:val="0"/>
+        <w:jc w:val="start"/>
+        <w:rPr/>
+      </w:pPr>
+      <w:r>
+        <w:rPr/>
+      </w:r>
+    </w:p>
+    <w:p>
+      <w:pPr>
+        <w:pStyle w:val="Normal"/>
+        <w:bidi w:val="0"/>
+        <w:jc w:val="start"/>
+        <w:rPr/>
+      </w:pPr>
+      <w:r>
+        <w:rPr/>
+        <w:t>the output would be index.html in red colour and untracked</w:t>
+      </w:r>
+    </w:p>
+    <w:p>
+      <w:pPr>
+        <w:pStyle w:val="Normal"/>
+        <w:bidi w:val="0"/>
+        <w:jc w:val="start"/>
+        <w:rPr/>
+      </w:pPr>
+      <w:r>
+        <w:rPr/>
+      </w:r>
+    </w:p>
+    <w:p>
+      <w:pPr>
+        <w:pStyle w:val="Normal"/>
+        <w:bidi w:val="0"/>
+        <w:jc w:val="start"/>
+        <w:rPr/>
+      </w:pPr>
+      <w:r>
+        <w:rPr/>
+        <w:t xml:space="preserve">so at this point you have only two options to make your changes visible </w:t>
+      </w:r>
+    </w:p>
+    <w:p>
+      <w:pPr>
+        <w:pStyle w:val="Normal"/>
+        <w:bidi w:val="0"/>
+        <w:jc w:val="start"/>
+        <w:rPr/>
+      </w:pPr>
+      <w:r>
+        <w:rPr/>
+      </w:r>
+    </w:p>
+    <w:p>
+      <w:pPr>
+        <w:pStyle w:val="Normal"/>
+        <w:bidi w:val="0"/>
+        <w:jc w:val="start"/>
+        <w:rPr/>
+      </w:pPr>
+      <w:r>
+        <w:rPr/>
+        <w:t>either you add the desired changes only $ git add file name</w:t>
+      </w:r>
+    </w:p>
+    <w:p>
+      <w:pPr>
+        <w:pStyle w:val="Normal"/>
+        <w:bidi w:val="0"/>
+        <w:jc w:val="start"/>
+        <w:rPr/>
+      </w:pPr>
+      <w:r>
+        <w:rPr/>
+        <w:t>or you add the whole changes once $ git add .</w:t>
+      </w:r>
+    </w:p>
+    <w:p>
+      <w:pPr>
+        <w:pStyle w:val="Normal"/>
+        <w:bidi w:val="0"/>
+        <w:jc w:val="start"/>
+        <w:rPr/>
+      </w:pPr>
+      <w:r>
+        <w:rPr/>
+      </w:r>
+    </w:p>
+    <w:p>
+      <w:pPr>
+        <w:pStyle w:val="Normal"/>
+        <w:bidi w:val="0"/>
+        <w:jc w:val="start"/>
+        <w:rPr/>
+      </w:pPr>
+      <w:r>
+        <w:rPr/>
+        <w:t>The addition is done into the staging area</w:t>
+      </w:r>
+    </w:p>
+    <w:p>
+      <w:pPr>
+        <w:pStyle w:val="Normal"/>
+        <w:bidi w:val="0"/>
+        <w:jc w:val="start"/>
+        <w:rPr/>
+      </w:pPr>
+      <w:r>
+        <w:rPr/>
+        <w:t xml:space="preserve">after that if you checked $ git status </w:t>
+      </w:r>
+    </w:p>
+    <w:p>
+      <w:pPr>
+        <w:pStyle w:val="Normal"/>
+        <w:bidi w:val="0"/>
+        <w:jc w:val="start"/>
+        <w:rPr/>
+      </w:pPr>
+      <w:r>
+        <w:rPr/>
+        <w:t>you will find that git is now recognised the whole files</w:t>
+      </w:r>
+    </w:p>
+    <w:p>
+      <w:pPr>
+        <w:pStyle w:val="Normal"/>
+        <w:bidi w:val="0"/>
+        <w:jc w:val="start"/>
+        <w:rPr/>
+      </w:pPr>
+      <w:r>
+        <w:rPr/>
+      </w:r>
+    </w:p>
+    <w:p>
+      <w:pPr>
+        <w:pStyle w:val="Normal"/>
+        <w:bidi w:val="0"/>
+        <w:jc w:val="start"/>
+        <w:rPr/>
+      </w:pPr>
+      <w:r>
+        <w:rPr/>
+      </w:r>
+    </w:p>
+    <w:p>
+      <w:pPr>
+        <w:pStyle w:val="Normal"/>
+        <w:bidi w:val="0"/>
+        <w:jc w:val="start"/>
+        <w:rPr/>
+      </w:pPr>
+      <w:r>
+        <w:rPr/>
+        <w:t xml:space="preserve">3- </w:t>
+      </w:r>
+      <w:r>
+        <w:rPr/>
+        <w:t>add the changes to your local repository</w:t>
+      </w:r>
+    </w:p>
+    <w:p>
+      <w:pPr>
+        <w:pStyle w:val="Normal"/>
+        <w:bidi w:val="0"/>
+        <w:jc w:val="start"/>
+        <w:rPr/>
+      </w:pPr>
+      <w:r>
+        <w:rPr/>
+      </w:r>
+    </w:p>
+    <w:p>
+      <w:pPr>
+        <w:pStyle w:val="Normal"/>
+        <w:bidi w:val="0"/>
+        <w:jc w:val="start"/>
+        <w:rPr/>
+      </w:pPr>
+      <w:r>
+        <w:rPr/>
+        <w:t>$ git commit -m “ the name of this stage if you want to give a name ”</w:t>
+      </w:r>
+    </w:p>
+    <w:p>
+      <w:pPr>
+        <w:pStyle w:val="Normal"/>
+        <w:bidi w:val="0"/>
+        <w:jc w:val="start"/>
+        <w:rPr/>
+      </w:pPr>
+      <w:r>
+        <w:rPr/>
+      </w:r>
+    </w:p>
+    <w:p>
+      <w:pPr>
+        <w:pStyle w:val="Normal"/>
+        <w:bidi w:val="0"/>
+        <w:jc w:val="start"/>
+        <w:rPr/>
+      </w:pPr>
+      <w:r>
+        <w:rPr/>
+        <w:t>-m means add a message to the changes you have done so far</w:t>
+      </w:r>
+    </w:p>
+    <w:p>
+      <w:pPr>
+        <w:pStyle w:val="Normal"/>
+        <w:bidi w:val="0"/>
+        <w:jc w:val="start"/>
+        <w:rPr/>
+      </w:pPr>
+      <w:r>
+        <w:rPr/>
+      </w:r>
+    </w:p>
+    <w:p>
+      <w:pPr>
+        <w:pStyle w:val="Normal"/>
+        <w:bidi w:val="0"/>
+        <w:jc w:val="start"/>
+        <w:rPr/>
+      </w:pPr>
+      <w:r>
+        <w:rPr/>
+        <w:t xml:space="preserve">use $ git log to find out about the changes you have done and the person who has </w:t>
+      </w:r>
+    </w:p>
+    <w:p>
+      <w:pPr>
+        <w:pStyle w:val="Normal"/>
+        <w:bidi w:val="0"/>
+        <w:jc w:val="start"/>
+        <w:rPr/>
+      </w:pPr>
+      <w:r>
+        <w:rPr/>
+        <w:t>done it</w:t>
+      </w:r>
+    </w:p>
+    <w:p>
+      <w:pPr>
+        <w:pStyle w:val="Normal"/>
+        <w:bidi w:val="0"/>
+        <w:jc w:val="start"/>
+        <w:rPr/>
+      </w:pPr>
+      <w:r>
+        <w:rPr/>
+      </w:r>
+    </w:p>
+    <w:p>
+      <w:pPr>
+        <w:pStyle w:val="Normal"/>
+        <w:bidi w:val="0"/>
+        <w:jc w:val="start"/>
+        <w:rPr/>
+      </w:pPr>
+      <w:r>
+        <w:rPr/>
+        <w:t xml:space="preserve">the main branch in github named main while in the git named master so we should </w:t>
+      </w:r>
+    </w:p>
+    <w:p>
+      <w:pPr>
+        <w:pStyle w:val="Normal"/>
+        <w:bidi w:val="0"/>
+        <w:jc w:val="start"/>
+        <w:rPr/>
+      </w:pPr>
+      <w:r>
+        <w:rPr/>
+        <w:t>change it in the git so it matches</w:t>
+      </w:r>
+    </w:p>
+    <w:p>
+      <w:pPr>
+        <w:pStyle w:val="Normal"/>
+        <w:bidi w:val="0"/>
+        <w:jc w:val="start"/>
+        <w:rPr/>
+      </w:pPr>
+      <w:r>
+        <w:rPr/>
+      </w:r>
+    </w:p>
+    <w:p>
+      <w:pPr>
+        <w:pStyle w:val="Normal"/>
+        <w:bidi w:val="0"/>
+        <w:jc w:val="start"/>
+        <w:rPr/>
+      </w:pPr>
+      <w:r>
+        <w:rPr/>
+        <w:t>$ git branch -M “main”</w:t>
+      </w:r>
+    </w:p>
+    <w:p>
+      <w:pPr>
+        <w:pStyle w:val="Normal"/>
+        <w:bidi w:val="0"/>
+        <w:jc w:val="start"/>
+        <w:rPr/>
+      </w:pPr>
+      <w:r>
+        <w:rPr/>
+      </w:r>
+    </w:p>
+    <w:p>
+      <w:pPr>
+        <w:pStyle w:val="Normal"/>
+        <w:bidi w:val="0"/>
+        <w:jc w:val="start"/>
+        <w:rPr/>
+      </w:pPr>
+      <w:r>
+        <w:rPr/>
+        <w:t>** Now our problem is to connect the git to github which can be done by either ways:</w:t>
+      </w:r>
+    </w:p>
+    <w:p>
+      <w:pPr>
+        <w:pStyle w:val="Normal"/>
+        <w:bidi w:val="0"/>
+        <w:jc w:val="start"/>
+        <w:rPr/>
+      </w:pPr>
+      <w:r>
+        <w:rPr/>
+      </w:r>
+    </w:p>
+    <w:p>
+      <w:pPr>
+        <w:pStyle w:val="Normal"/>
+        <w:bidi w:val="0"/>
+        <w:jc w:val="start"/>
+        <w:rPr/>
+      </w:pPr>
+      <w:r>
+        <w:rPr/>
+        <w:t>A- HTTPS : using an email and password</w:t>
+      </w:r>
+    </w:p>
+    <w:p>
+      <w:pPr>
+        <w:pStyle w:val="Normal"/>
+        <w:bidi w:val="0"/>
+        <w:jc w:val="start"/>
+        <w:rPr/>
+      </w:pPr>
+      <w:r>
+        <w:rPr/>
+        <w:t xml:space="preserve">B- SSH : using a key --→ </w:t>
+      </w:r>
+      <w:r>
+        <w:rPr/>
+        <w:t>use google to find the code</w:t>
+      </w:r>
+    </w:p>
+    <w:p>
+      <w:pPr>
+        <w:pStyle w:val="Normal"/>
+        <w:bidi w:val="0"/>
+        <w:jc w:val="start"/>
+        <w:rPr/>
+      </w:pPr>
+      <w:r>
+        <w:rPr/>
+        <w:t xml:space="preserve">copy the ssh key , press on your name and go to settings , then find  ssh  and gpg keys in the side menu , create name and copy your key , </w:t>
+      </w:r>
+      <w:r>
+        <w:rPr/>
+        <w:t>it will ask for your account password</w:t>
+      </w:r>
+    </w:p>
+    <w:p>
+      <w:pPr>
+        <w:pStyle w:val="Normal"/>
+        <w:bidi w:val="0"/>
+        <w:jc w:val="start"/>
+        <w:rPr/>
+      </w:pPr>
+      <w:r>
+        <w:rPr/>
+      </w:r>
+    </w:p>
+    <w:p>
+      <w:pPr>
+        <w:pStyle w:val="Normal"/>
+        <w:bidi w:val="0"/>
+        <w:jc w:val="start"/>
+        <w:rPr/>
+      </w:pPr>
+      <w:r>
+        <w:rPr/>
+        <w:t>then test your key connection via testing ssh and follow the steps.</w:t>
+      </w:r>
+    </w:p>
+    <w:p>
+      <w:pPr>
+        <w:pStyle w:val="Normal"/>
+        <w:bidi w:val="0"/>
+        <w:jc w:val="start"/>
+        <w:rPr/>
+      </w:pPr>
+      <w:r>
+        <w:rPr/>
+      </w:r>
+    </w:p>
+    <w:p>
+      <w:pPr>
+        <w:pStyle w:val="Normal"/>
+        <w:bidi w:val="0"/>
+        <w:jc w:val="start"/>
+        <w:rPr/>
+      </w:pPr>
+      <w:r>
+        <w:rPr/>
+        <w:t>Follow the guidance in the repo of your project from github</w:t>
+      </w:r>
+    </w:p>
+    <w:p>
+      <w:pPr>
+        <w:pStyle w:val="Normal"/>
+        <w:bidi w:val="0"/>
+        <w:jc w:val="start"/>
+        <w:rPr/>
+      </w:pPr>
+      <w:r>
+        <w:rPr/>
+      </w:r>
+    </w:p>
+    <w:p>
+      <w:pPr>
+        <w:pStyle w:val="Normal"/>
+        <w:bidi w:val="0"/>
+        <w:jc w:val="start"/>
+        <w:rPr/>
+      </w:pPr>
+      <w:r>
+        <w:rPr/>
+        <w:t>as you connect your local repo and remote repository</w:t>
+      </w:r>
+    </w:p>
+    <w:p>
+      <w:pPr>
+        <w:pStyle w:val="Normal"/>
+        <w:bidi w:val="0"/>
+        <w:jc w:val="start"/>
+        <w:rPr/>
+      </w:pPr>
+      <w:r>
+        <w:rPr/>
+      </w:r>
+    </w:p>
+    <w:p>
+      <w:pPr>
+        <w:pStyle w:val="Normal"/>
+        <w:bidi w:val="0"/>
+        <w:jc w:val="start"/>
+        <w:rPr/>
+      </w:pPr>
+      <w:r>
+        <w:rPr/>
+        <w:t xml:space="preserve">last step </w:t>
+      </w:r>
+    </w:p>
+    <w:p>
+      <w:pPr>
+        <w:pStyle w:val="Normal"/>
+        <w:bidi w:val="0"/>
+        <w:jc w:val="start"/>
+        <w:rPr/>
+      </w:pPr>
+      <w:r>
+        <w:rPr/>
+        <w:t xml:space="preserve"> </w:t>
+      </w:r>
+    </w:p>
+    <w:p>
+      <w:pPr>
+        <w:pStyle w:val="Normal"/>
+        <w:bidi w:val="0"/>
+        <w:jc w:val="start"/>
+        <w:rPr/>
+      </w:pPr>
+      <w:r>
+        <w:rPr/>
+        <w:t>$ git push -u origin main</w:t>
+      </w:r>
+    </w:p>
+    <w:p>
+      <w:pPr>
+        <w:pStyle w:val="Normal"/>
+        <w:bidi w:val="0"/>
+        <w:jc w:val="start"/>
+        <w:rPr/>
+      </w:pPr>
+      <w:r>
+        <w:rPr/>
+      </w:r>
+    </w:p>
+    <w:p>
+      <w:pPr>
+        <w:pStyle w:val="Normal"/>
+        <w:bidi w:val="0"/>
+        <w:jc w:val="start"/>
+        <w:rPr/>
+      </w:pPr>
+      <w:r>
+        <w:rPr/>
+        <w:t>origin : from your local repo on your computer</w:t>
+      </w:r>
+    </w:p>
+    <w:p>
+      <w:pPr>
+        <w:pStyle w:val="Normal"/>
+        <w:bidi w:val="0"/>
+        <w:jc w:val="start"/>
+        <w:rPr/>
+      </w:pPr>
+      <w:r>
+        <w:rPr/>
+        <w:t>main : on your repo on the github</w:t>
+      </w:r>
+    </w:p>
+    <w:p>
+      <w:pPr>
+        <w:pStyle w:val="Normal"/>
+        <w:bidi w:val="0"/>
+        <w:jc w:val="start"/>
+        <w:rPr/>
+      </w:pPr>
+      <w:r>
+        <w:rPr/>
+      </w:r>
+    </w:p>
+    <w:p>
+      <w:pPr>
+        <w:pStyle w:val="Normal"/>
+        <w:bidi w:val="0"/>
+        <w:jc w:val="start"/>
+        <w:rPr/>
+      </w:pPr>
+      <w:r>
+        <w:rPr/>
+      </w:r>
+    </w:p>
+    <w:p>
+      <w:pPr>
+        <w:pStyle w:val="Normal"/>
+        <w:bidi w:val="0"/>
+        <w:jc w:val="start"/>
+        <w:rPr/>
+      </w:pPr>
+      <w:r>
+        <w:rPr/>
+        <w:t>$ git clone : to start from github and take the project on your computer</w:t>
+      </w:r>
+    </w:p>
+    <w:p>
+      <w:pPr>
+        <w:pStyle w:val="Normal"/>
+        <w:bidi w:val="0"/>
+        <w:jc w:val="start"/>
+        <w:rPr/>
+      </w:pPr>
+      <w:r>
+        <w:rPr/>
+      </w:r>
+    </w:p>
+    <w:p>
+      <w:pPr>
+        <w:pStyle w:val="Normal"/>
+        <w:bidi w:val="0"/>
+        <w:jc w:val="start"/>
+        <w:rPr/>
+      </w:pPr>
+      <w:r>
+        <w:rPr/>
+        <w:t>$ git pull  : if two persons or more working on the same project</w:t>
+      </w:r>
+    </w:p>
+    <w:p>
+      <w:pPr>
+        <w:pStyle w:val="Normal"/>
+        <w:bidi w:val="0"/>
+        <w:jc w:val="start"/>
+        <w:rPr/>
+      </w:pPr>
+      <w:r>
+        <w:rPr/>
+        <w:t>anyone who wants to see the changes done by others should do pull</w:t>
+      </w:r>
+    </w:p>
+    <w:p>
+      <w:pPr>
+        <w:pStyle w:val="Normal"/>
+        <w:bidi w:val="0"/>
+        <w:jc w:val="start"/>
+        <w:rPr/>
+      </w:pPr>
+      <w:r>
+        <w:rPr/>
+      </w:r>
+    </w:p>
+    <w:p>
+      <w:pPr>
+        <w:pStyle w:val="Normal"/>
+        <w:bidi w:val="0"/>
+        <w:jc w:val="start"/>
+        <w:rPr/>
+      </w:pPr>
+      <w:r>
+        <w:rPr/>
+      </w:r>
+    </w:p>
+    <w:p>
+      <w:pPr>
+        <w:pStyle w:val="Normal"/>
+        <w:bidi w:val="0"/>
+        <w:jc w:val="start"/>
+        <w:rPr/>
+      </w:pPr>
+      <w:r>
+        <w:rPr/>
+        <w:t xml:space="preserve">to reset the last changes </w:t>
+      </w:r>
+    </w:p>
+    <w:p>
+      <w:pPr>
+        <w:pStyle w:val="Normal"/>
+        <w:bidi w:val="0"/>
+        <w:jc w:val="start"/>
+        <w:rPr/>
+      </w:pPr>
+      <w:r>
+        <w:rPr/>
+      </w:r>
+    </w:p>
+    <w:p>
+      <w:pPr>
+        <w:pStyle w:val="Normal"/>
+        <w:bidi w:val="0"/>
+        <w:jc w:val="start"/>
+        <w:rPr/>
+      </w:pPr>
+      <w:r>
+        <w:rPr/>
+        <w:t>git reset –hard write the original number of the last commit from git log –oneline</w:t>
+      </w:r>
+    </w:p>
+    <w:p>
+      <w:pPr>
+        <w:pStyle w:val="Normal"/>
+        <w:bidi w:val="0"/>
+        <w:jc w:val="start"/>
+        <w:rPr/>
+      </w:pPr>
+      <w:r>
+        <w:rPr/>
       </w:r>
     </w:p>
     <w:p>
@@ -871,6 +1741,19 @@
     </w:pPr>
     <w:rPr>
       <w:rFonts w:cs="Lucida Sans"/>
+    </w:rPr>
+  </w:style>
+  <w:style w:type="paragraph" w:styleId="PreformattedText">
+    <w:name w:val="Preformatted Text"/>
+    <w:basedOn w:val="Normal"/>
+    <w:qFormat/>
+    <w:pPr>
+      <w:spacing w:before="0" w:after="0"/>
+    </w:pPr>
+    <w:rPr>
+      <w:rFonts w:ascii="Liberation Mono" w:hAnsi="Liberation Mono" w:eastAsia="NSimSun" w:cs="Liberation Mono"/>
+      <w:sz w:val="20"/>
+      <w:szCs w:val="20"/>
     </w:rPr>
   </w:style>
 </w:styles>
